--- a/templates/Служебная_записка_ШАБЛОН.docx
+++ b/templates/Служебная_записка_ШАБЛОН.docx
@@ -95,7 +95,7 @@
         <w:rPr>
           <w:b w:val="0"/>
         </w:rPr>
-        <w:t>Прошу провести служебную проверку и применить к {{фио_работника_род}} меры дисциплинарного взыскания.</w:t>
+        <w:t>Прошу провести служебную проверку и применить к {{фио_работника_дат}} меры дисциплинарного взыскания.</w:t>
       </w:r>
     </w:p>
     <w:p/>
@@ -113,6 +113,14 @@
           <w:b w:val="0"/>
         </w:rPr>
         <w:t>{{приложения}}</w:t>
+      </w:r>
+    </w:p>
+    <w:p>
+      <w:r>
+        <w:rPr>
+          <w:b w:val="0"/>
+        </w:rPr>
+        <w:t>{{скриншоты}}</w:t>
       </w:r>
     </w:p>
     <w:p/>
